--- a/Toy_Instructions/Bubble/Little_Kids_Stitch_Coconut_Bubble_Machine/Disney_Stitch_Coconut_Bubble_Machine_Maker_Guide.docx
+++ b/Toy_Instructions/Bubble/Little_Kids_Stitch_Coconut_Bubble_Machine/Disney_Stitch_Coconut_Bubble_Machine_Maker_Guide.docx
@@ -21,8 +21,8 @@
       </w:tblPr>
       <w:tblGrid>
         <w:gridCol w:w="3114"/>
-        <w:gridCol w:w="3034"/>
-        <w:gridCol w:w="3202"/>
+        <w:gridCol w:w="2693"/>
+        <w:gridCol w:w="3543"/>
       </w:tblGrid>
       <w:tr>
         <w:trPr>
@@ -48,7 +48,7 @@
                 <w:noProof/>
               </w:rPr>
               <w:drawing>
-                <wp:anchor distT="0" distB="0" distL="114300" distR="114300" simplePos="0" relativeHeight="251772928" behindDoc="0" locked="0" layoutInCell="1" allowOverlap="1" wp14:anchorId="7E9E6C70" wp14:editId="4AD1AE56">
+                <wp:anchor distT="0" distB="0" distL="114300" distR="114300" simplePos="0" relativeHeight="251772928" behindDoc="0" locked="0" layoutInCell="1" allowOverlap="1" wp14:anchorId="7E9E6C70" wp14:editId="180B3A1D">
                   <wp:simplePos x="0" y="0"/>
                   <wp:positionH relativeFrom="column">
                     <wp:posOffset>61595</wp:posOffset>
@@ -108,7 +108,7 @@
         </w:tc>
         <w:tc>
           <w:tcPr>
-            <w:tcW w:w="3034" w:type="dxa"/>
+            <w:tcW w:w="2693" w:type="dxa"/>
           </w:tcPr>
           <w:p>
             <w:pPr>
@@ -126,13 +126,13 @@
                 <w:noProof/>
               </w:rPr>
               <w:drawing>
-                <wp:anchor distT="0" distB="0" distL="114300" distR="114300" simplePos="0" relativeHeight="251773952" behindDoc="0" locked="0" layoutInCell="1" allowOverlap="1" wp14:anchorId="2EA5D09D" wp14:editId="3BBC30F3">
+                <wp:anchor distT="0" distB="0" distL="114300" distR="114300" simplePos="0" relativeHeight="251773952" behindDoc="0" locked="0" layoutInCell="1" allowOverlap="1" wp14:anchorId="2EA5D09D" wp14:editId="5532D2D6">
                   <wp:simplePos x="0" y="0"/>
                   <wp:positionH relativeFrom="column">
-                    <wp:posOffset>428625</wp:posOffset>
+                    <wp:posOffset>142875</wp:posOffset>
                   </wp:positionH>
                   <wp:positionV relativeFrom="page">
-                    <wp:posOffset>264795</wp:posOffset>
+                    <wp:posOffset>312420</wp:posOffset>
                   </wp:positionV>
                   <wp:extent cx="1181735" cy="1181735"/>
                   <wp:effectExtent l="0" t="0" r="0" b="0"/>
@@ -185,7 +185,7 @@
         </w:tc>
         <w:tc>
           <w:tcPr>
-            <w:tcW w:w="3202" w:type="dxa"/>
+            <w:tcW w:w="3543" w:type="dxa"/>
             <w:vMerge w:val="restart"/>
           </w:tcPr>
           <w:p>
@@ -312,6 +312,60 @@
                 <w:szCs w:val="24"/>
               </w:rPr>
               <w:t>3 AA Batteries</w:t>
+            </w:r>
+          </w:p>
+          <w:p>
+            <w:pPr>
+              <w:rPr>
+                <w:sz w:val="24"/>
+                <w:szCs w:val="24"/>
+              </w:rPr>
+            </w:pPr>
+          </w:p>
+          <w:p>
+            <w:pPr>
+              <w:rPr>
+                <w:sz w:val="24"/>
+                <w:szCs w:val="24"/>
+              </w:rPr>
+            </w:pPr>
+            <w:r>
+              <w:rPr>
+                <w:sz w:val="24"/>
+                <w:szCs w:val="24"/>
+              </w:rPr>
+              <w:t xml:space="preserve">Refer to the </w:t>
+            </w:r>
+            <w:hyperlink r:id="rId13" w:history="1">
+              <w:r>
+                <w:rPr>
+                  <w:rStyle w:val="Hyperlink"/>
+                  <w:sz w:val="24"/>
+                  <w:szCs w:val="24"/>
+                </w:rPr>
+                <w:t>Tool and Component List</w:t>
+              </w:r>
+            </w:hyperlink>
+            <w:r>
+              <w:rPr>
+                <w:sz w:val="24"/>
+                <w:szCs w:val="24"/>
+              </w:rPr>
+              <w:t xml:space="preserve"> for</w:t>
+            </w:r>
+            <w:r>
+              <w:rPr>
+                <w:sz w:val="24"/>
+                <w:szCs w:val="24"/>
+              </w:rPr>
+              <w:t xml:space="preserve"> </w:t>
+            </w:r>
+            <w:r>
+              <w:rPr>
+                <w:sz w:val="24"/>
+                <w:szCs w:val="24"/>
+              </w:rPr>
+              <w:t>purchasing details.</w:t>
             </w:r>
           </w:p>
           <w:p/>
@@ -428,7 +482,7 @@
                           <pic:cNvPicPr/>
                         </pic:nvPicPr>
                         <pic:blipFill rotWithShape="1">
-                          <a:blip r:embed="rId13">
+                          <a:blip r:embed="rId14">
                             <a:extLst>
                               <a:ext uri="{28A0092B-C50C-407E-A947-70E740481C1C}">
                                 <a14:useLocalDpi xmlns:a14="http://schemas.microsoft.com/office/drawing/2010/main" val="0"/>
@@ -471,7 +525,7 @@
         </w:tc>
         <w:tc>
           <w:tcPr>
-            <w:tcW w:w="3034" w:type="dxa"/>
+            <w:tcW w:w="2693" w:type="dxa"/>
           </w:tcPr>
           <w:p>
             <w:pPr>
@@ -514,7 +568,7 @@
                           </pic:cNvPicPr>
                         </pic:nvPicPr>
                         <pic:blipFill rotWithShape="1">
-                          <a:blip r:embed="rId14" cstate="print">
+                          <a:blip r:embed="rId15" cstate="print">
                             <a:extLst>
                               <a:ext uri="{28A0092B-C50C-407E-A947-70E740481C1C}">
                                 <a14:useLocalDpi xmlns:a14="http://schemas.microsoft.com/office/drawing/2010/main" val="0"/>
@@ -584,7 +638,7 @@
                           </pic:cNvPicPr>
                         </pic:nvPicPr>
                         <pic:blipFill rotWithShape="1">
-                          <a:blip r:embed="rId14" cstate="print">
+                          <a:blip r:embed="rId15" cstate="print">
                             <a:extLst>
                               <a:ext uri="{28A0092B-C50C-407E-A947-70E740481C1C}">
                                 <a14:useLocalDpi xmlns:a14="http://schemas.microsoft.com/office/drawing/2010/main" val="0"/>
@@ -654,7 +708,7 @@
                           </pic:cNvPicPr>
                         </pic:nvPicPr>
                         <pic:blipFill rotWithShape="1">
-                          <a:blip r:embed="rId14" cstate="print">
+                          <a:blip r:embed="rId15" cstate="print">
                             <a:extLst>
                               <a:ext uri="{28A0092B-C50C-407E-A947-70E740481C1C}">
                                 <a14:useLocalDpi xmlns:a14="http://schemas.microsoft.com/office/drawing/2010/main" val="0"/>
@@ -698,7 +752,7 @@
         </w:tc>
         <w:tc>
           <w:tcPr>
-            <w:tcW w:w="3202" w:type="dxa"/>
+            <w:tcW w:w="3543" w:type="dxa"/>
             <w:vMerge/>
           </w:tcPr>
           <w:p>
@@ -1900,7 +1954,7 @@
                           </pic:cNvPicPr>
                         </pic:nvPicPr>
                         <pic:blipFill rotWithShape="1">
-                          <a:blip r:embed="rId15" cstate="print">
+                          <a:blip r:embed="rId16" cstate="print">
                             <a:extLst>
                               <a:ext uri="{28A0092B-C50C-407E-A947-70E740481C1C}">
                                 <a14:useLocalDpi xmlns:a14="http://schemas.microsoft.com/office/drawing/2010/main" val="0"/>
@@ -1978,7 +2032,7 @@
                           </pic:cNvPicPr>
                         </pic:nvPicPr>
                         <pic:blipFill rotWithShape="1">
-                          <a:blip r:embed="rId16" cstate="print">
+                          <a:blip r:embed="rId17" cstate="print">
                             <a:extLst>
                               <a:ext uri="{28A0092B-C50C-407E-A947-70E740481C1C}">
                                 <a14:useLocalDpi xmlns:a14="http://schemas.microsoft.com/office/drawing/2010/main" val="0"/>
@@ -2037,7 +2091,7 @@
                           </pic:cNvPicPr>
                         </pic:nvPicPr>
                         <pic:blipFill>
-                          <a:blip r:embed="rId17" cstate="print">
+                          <a:blip r:embed="rId18" cstate="print">
                             <a:extLst>
                               <a:ext uri="{28A0092B-C50C-407E-A947-70E740481C1C}">
                                 <a14:useLocalDpi xmlns:a14="http://schemas.microsoft.com/office/drawing/2010/main" val="0"/>
@@ -2201,7 +2255,7 @@
                           </pic:cNvPicPr>
                         </pic:nvPicPr>
                         <pic:blipFill rotWithShape="1">
-                          <a:blip r:embed="rId18" cstate="print">
+                          <a:blip r:embed="rId19" cstate="print">
                             <a:extLst>
                               <a:ext uri="{28A0092B-C50C-407E-A947-70E740481C1C}">
                                 <a14:useLocalDpi xmlns:a14="http://schemas.microsoft.com/office/drawing/2010/main" val="0"/>
@@ -2635,7 +2689,7 @@
                 <w:noProof/>
               </w:rPr>
               <w:drawing>
-                <wp:inline distT="0" distB="0" distL="0" distR="0" wp14:anchorId="4D213DA6" wp14:editId="5DEC3C49">
+                <wp:inline distT="0" distB="0" distL="0" distR="0" wp14:anchorId="4D213DA6" wp14:editId="74BD2A43">
                   <wp:extent cx="2286000" cy="3049200"/>
                   <wp:effectExtent l="0" t="0" r="0" b="0"/>
                   <wp:docPr id="262586397" name="Picture 262586397"/>
@@ -2652,7 +2706,7 @@
                           </pic:cNvPicPr>
                         </pic:nvPicPr>
                         <pic:blipFill>
-                          <a:blip r:embed="rId19" cstate="print">
+                          <a:blip r:embed="rId20" cstate="print">
                             <a:extLst>
                               <a:ext uri="{28A0092B-C50C-407E-A947-70E740481C1C}">
                                 <a14:useLocalDpi xmlns:a14="http://schemas.microsoft.com/office/drawing/2010/main" val="0"/>
@@ -2778,7 +2832,7 @@
                 <w:noProof/>
               </w:rPr>
               <w:drawing>
-                <wp:inline distT="0" distB="0" distL="0" distR="0" wp14:anchorId="0FB4E142" wp14:editId="41406194">
+                <wp:inline distT="0" distB="0" distL="0" distR="0" wp14:anchorId="0FB4E142" wp14:editId="4086216D">
                   <wp:extent cx="2289600" cy="3049200"/>
                   <wp:effectExtent l="0" t="0" r="0" b="0"/>
                   <wp:docPr id="1486860864" name="Picture 1486860864"/>
@@ -2795,7 +2849,7 @@
                           </pic:cNvPicPr>
                         </pic:nvPicPr>
                         <pic:blipFill>
-                          <a:blip r:embed="rId20" cstate="print">
+                          <a:blip r:embed="rId21" cstate="print">
                             <a:extLst>
                               <a:ext uri="{28A0092B-C50C-407E-A947-70E740481C1C}">
                                 <a14:useLocalDpi xmlns:a14="http://schemas.microsoft.com/office/drawing/2010/main" val="0"/>
@@ -3194,7 +3248,7 @@
                 <w:noProof/>
               </w:rPr>
               <w:drawing>
-                <wp:inline distT="0" distB="0" distL="0" distR="0" wp14:anchorId="4D7A6FD0" wp14:editId="59482F03">
+                <wp:inline distT="0" distB="0" distL="0" distR="0" wp14:anchorId="4D7A6FD0" wp14:editId="19CF4B3D">
                   <wp:extent cx="3039110" cy="2278435"/>
                   <wp:effectExtent l="0" t="0" r="8890" b="7620"/>
                   <wp:docPr id="1252675775" name="Picture 1252675775"/>
@@ -3211,7 +3265,7 @@
                           </pic:cNvPicPr>
                         </pic:nvPicPr>
                         <pic:blipFill>
-                          <a:blip r:embed="rId21" cstate="print">
+                          <a:blip r:embed="rId22" cstate="print">
                             <a:extLst>
                               <a:ext uri="{28A0092B-C50C-407E-A947-70E740481C1C}">
                                 <a14:useLocalDpi xmlns:a14="http://schemas.microsoft.com/office/drawing/2010/main" val="0"/>
@@ -3423,7 +3477,7 @@
                           </pic:cNvPicPr>
                         </pic:nvPicPr>
                         <pic:blipFill rotWithShape="1">
-                          <a:blip r:embed="rId22" cstate="print">
+                          <a:blip r:embed="rId23" cstate="print">
                             <a:extLst>
                               <a:ext uri="{28A0092B-C50C-407E-A947-70E740481C1C}">
                                 <a14:useLocalDpi xmlns:a14="http://schemas.microsoft.com/office/drawing/2010/main" val="0"/>
@@ -3647,7 +3701,7 @@
                           </pic:cNvPicPr>
                         </pic:nvPicPr>
                         <pic:blipFill>
-                          <a:blip r:embed="rId23" cstate="print">
+                          <a:blip r:embed="rId24" cstate="print">
                             <a:extLst>
                               <a:ext uri="{28A0092B-C50C-407E-A947-70E740481C1C}">
                                 <a14:useLocalDpi xmlns:a14="http://schemas.microsoft.com/office/drawing/2010/main" val="0"/>
@@ -3867,7 +3921,7 @@
                           </pic:cNvPicPr>
                         </pic:nvPicPr>
                         <pic:blipFill>
-                          <a:blip r:embed="rId23" cstate="print">
+                          <a:blip r:embed="rId24" cstate="print">
                             <a:extLst>
                               <a:ext uri="{28A0092B-C50C-407E-A947-70E740481C1C}">
                                 <a14:useLocalDpi xmlns:a14="http://schemas.microsoft.com/office/drawing/2010/main" val="0"/>
@@ -3990,7 +4044,7 @@
                           </pic:cNvPicPr>
                         </pic:nvPicPr>
                         <pic:blipFill rotWithShape="1">
-                          <a:blip r:embed="rId24" cstate="print">
+                          <a:blip r:embed="rId25" cstate="print">
                             <a:extLst>
                               <a:ext uri="{28A0092B-C50C-407E-A947-70E740481C1C}">
                                 <a14:useLocalDpi xmlns:a14="http://schemas.microsoft.com/office/drawing/2010/main" val="0"/>
@@ -4211,7 +4265,7 @@
                           </pic:cNvPicPr>
                         </pic:nvPicPr>
                         <pic:blipFill rotWithShape="1">
-                          <a:blip r:embed="rId25" cstate="print">
+                          <a:blip r:embed="rId26" cstate="print">
                             <a:extLst>
                               <a:ext uri="{28A0092B-C50C-407E-A947-70E740481C1C}">
                                 <a14:useLocalDpi xmlns:a14="http://schemas.microsoft.com/office/drawing/2010/main" val="0"/>
@@ -4392,7 +4446,7 @@
                           </pic:cNvPicPr>
                         </pic:nvPicPr>
                         <pic:blipFill>
-                          <a:blip r:embed="rId26" cstate="print">
+                          <a:blip r:embed="rId27" cstate="print">
                             <a:extLst>
                               <a:ext uri="{28A0092B-C50C-407E-A947-70E740481C1C}">
                                 <a14:useLocalDpi xmlns:a14="http://schemas.microsoft.com/office/drawing/2010/main" val="0"/>
@@ -4613,7 +4667,7 @@
                           </pic:cNvPicPr>
                         </pic:nvPicPr>
                         <pic:blipFill>
-                          <a:blip r:embed="rId27" cstate="print">
+                          <a:blip r:embed="rId28" cstate="print">
                             <a:extLst>
                               <a:ext uri="{28A0092B-C50C-407E-A947-70E740481C1C}">
                                 <a14:useLocalDpi xmlns:a14="http://schemas.microsoft.com/office/drawing/2010/main" val="0"/>
@@ -4690,7 +4744,7 @@
                           </pic:cNvPicPr>
                         </pic:nvPicPr>
                         <pic:blipFill>
-                          <a:blip r:embed="rId28" cstate="print">
+                          <a:blip r:embed="rId29" cstate="print">
                             <a:extLst>
                               <a:ext uri="{28A0092B-C50C-407E-A947-70E740481C1C}">
                                 <a14:useLocalDpi xmlns:a14="http://schemas.microsoft.com/office/drawing/2010/main" val="0"/>
@@ -4847,8 +4901,8 @@
     </w:p>
     <w:p/>
     <w:sectPr>
-      <w:headerReference w:type="default" r:id="rId29"/>
-      <w:footerReference w:type="default" r:id="rId30"/>
+      <w:headerReference w:type="default" r:id="rId30"/>
+      <w:footerReference w:type="default" r:id="rId31"/>
       <w:pgSz w:w="12240" w:h="15840"/>
       <w:pgMar w:top="1440" w:right="1440" w:bottom="1440" w:left="1440" w:header="720" w:footer="708" w:gutter="0"/>
       <w:cols w:space="708"/>
@@ -5392,7 +5446,7 @@
     <w:pPr>
       <w:pStyle w:val="Header"/>
       <w:rPr>
-        <w:rFonts w:ascii="Roboto" w:eastAsia="Roboto" w:hAnsi="Roboto" w:cs="Roboto"/>
+        <w:rFonts w:ascii="Roboto" w:hAnsi="Roboto"/>
         <w:b/>
         <w:bCs/>
         <w:caps/>
@@ -5411,22 +5465,8 @@
         <w:sz w:val="32"/>
         <w:szCs w:val="32"/>
       </w:rPr>
-      <w:t>Assembly Guide</w:t>
+      <w:t>Maker Guide</w:t>
     </w:r>
-  </w:p>
-  <w:p>
-    <w:pPr>
-      <w:pStyle w:val="Header"/>
-      <w:rPr>
-        <w:rFonts w:ascii="Roboto" w:hAnsi="Roboto"/>
-        <w:b/>
-        <w:bCs/>
-        <w:caps/>
-        <w:color w:val="646464"/>
-        <w:sz w:val="32"/>
-        <w:szCs w:val="32"/>
-      </w:rPr>
-    </w:pPr>
   </w:p>
 </w:hdr>
 </file>
@@ -8465,15 +8505,6 @@
 </file>
 
 <file path=customXml/item1.xml><?xml version="1.0" encoding="utf-8"?>
-<?mso-contentType ?>
-<FormTemplates xmlns="http://schemas.microsoft.com/sharepoint/v3/contenttype/forms">
-  <Display>DocumentLibraryForm</Display>
-  <Edit>DocumentLibraryForm</Edit>
-  <New>DocumentLibraryForm</New>
-</FormTemplates>
-</file>
-
-<file path=customXml/item2.xml><?xml version="1.0" encoding="utf-8"?>
 <ct:contentTypeSchema xmlns:ct="http://schemas.microsoft.com/office/2006/metadata/contentType" xmlns:ma="http://schemas.microsoft.com/office/2006/metadata/properties/metaAttributes" ct:_="" ma:_="" ma:contentTypeName="Document" ma:contentTypeID="0x010100456CAEA290209545A9F8681F83603874" ma:contentTypeVersion="19" ma:contentTypeDescription="Create a new document." ma:contentTypeScope="" ma:versionID="4bf10bb897fc0ef406baa02b9d664253">
   <xsd:schema xmlns:xsd="http://www.w3.org/2001/XMLSchema" xmlns:xs="http://www.w3.org/2001/XMLSchema" xmlns:p="http://schemas.microsoft.com/office/2006/metadata/properties" xmlns:ns2="8cf100d1-0775-4feb-8634-62999c4541bc" xmlns:ns3="38b325e6-602c-452a-8617-173bf47082c5" targetNamespace="http://schemas.microsoft.com/office/2006/metadata/properties" ma:root="true" ma:fieldsID="1c6be4edf2b996d6a6f54fa7c1dd8d7b" ns2:_="" ns3:_="">
     <xsd:import namespace="8cf100d1-0775-4feb-8634-62999c4541bc"/>
@@ -8728,11 +8759,16 @@
 </ct:contentTypeSchema>
 </file>
 
-<file path=customXml/item3.xml><?xml version="1.0" encoding="utf-8"?>
-<b:Sources xmlns:b="http://schemas.openxmlformats.org/officeDocument/2006/bibliography" xmlns="http://schemas.openxmlformats.org/officeDocument/2006/bibliography" SelectedStyle="\APASixthEditionOfficeOnline.xsl" StyleName="APA" Version="6"/>
+<file path=customXml/item2.xml><?xml version="1.0" encoding="utf-8"?>
+<?mso-contentType ?>
+<FormTemplates xmlns="http://schemas.microsoft.com/sharepoint/v3/contenttype/forms">
+  <Display>DocumentLibraryForm</Display>
+  <Edit>DocumentLibraryForm</Edit>
+  <New>DocumentLibraryForm</New>
+</FormTemplates>
 </file>
 
-<file path=customXml/item4.xml><?xml version="1.0" encoding="utf-8"?>
+<file path=customXml/item3.xml><?xml version="1.0" encoding="utf-8"?>
 <p:properties xmlns:p="http://schemas.microsoft.com/office/2006/metadata/properties" xmlns:xsi="http://www.w3.org/2001/XMLSchema-instance" xmlns:pc="http://schemas.microsoft.com/office/infopath/2007/PartnerControls">
   <documentManagement>
     <TaxCatchAll xmlns="38b325e6-602c-452a-8617-173bf47082c5" xsi:nil="true"/>
@@ -8743,15 +8779,11 @@
 </p:properties>
 </file>
 
-<file path=customXml/itemProps1.xml><?xml version="1.0" encoding="utf-8"?>
-<ds:datastoreItem xmlns:ds="http://schemas.openxmlformats.org/officeDocument/2006/customXml" ds:itemID="{2585761D-1AE9-4796-83E7-A2FC381967AF}">
-  <ds:schemaRefs>
-    <ds:schemaRef ds:uri="http://schemas.microsoft.com/sharepoint/v3/contenttype/forms"/>
-  </ds:schemaRefs>
-</ds:datastoreItem>
+<file path=customXml/item4.xml><?xml version="1.0" encoding="utf-8"?>
+<b:Sources xmlns:b="http://schemas.openxmlformats.org/officeDocument/2006/bibliography" xmlns="http://schemas.openxmlformats.org/officeDocument/2006/bibliography" SelectedStyle="\APASixthEditionOfficeOnline.xsl" StyleName="APA" Version="6"/>
 </file>
 
-<file path=customXml/itemProps2.xml><?xml version="1.0" encoding="utf-8"?>
+<file path=customXml/itemProps1.xml><?xml version="1.0" encoding="utf-8"?>
 <ds:datastoreItem xmlns:ds="http://schemas.openxmlformats.org/officeDocument/2006/customXml" ds:itemID="{3DEE527E-B756-4990-9813-2EE55F19B6B3}">
   <ds:schemaRefs>
     <ds:schemaRef ds:uri="http://schemas.microsoft.com/office/2006/metadata/contentType"/>
@@ -8770,27 +8802,35 @@
 </ds:datastoreItem>
 </file>
 
+<file path=customXml/itemProps2.xml><?xml version="1.0" encoding="utf-8"?>
+<ds:datastoreItem xmlns:ds="http://schemas.openxmlformats.org/officeDocument/2006/customXml" ds:itemID="{2585761D-1AE9-4796-83E7-A2FC381967AF}">
+  <ds:schemaRefs>
+    <ds:schemaRef ds:uri="http://schemas.microsoft.com/sharepoint/v3/contenttype/forms"/>
+  </ds:schemaRefs>
+</ds:datastoreItem>
+</file>
+
 <file path=customXml/itemProps3.xml><?xml version="1.0" encoding="utf-8"?>
+<ds:datastoreItem xmlns:ds="http://schemas.openxmlformats.org/officeDocument/2006/customXml" ds:itemID="{3A085C18-819E-4466-9494-DD461C39C2B0}">
+  <ds:schemaRefs>
+    <ds:schemaRef ds:uri="http://purl.org/dc/elements/1.1/"/>
+    <ds:schemaRef ds:uri="http://schemas.microsoft.com/office/2006/documentManagement/types"/>
+    <ds:schemaRef ds:uri="http://www.w3.org/XML/1998/namespace"/>
+    <ds:schemaRef ds:uri="http://schemas.microsoft.com/office/2006/metadata/properties"/>
+    <ds:schemaRef ds:uri="http://purl.org/dc/terms/"/>
+    <ds:schemaRef ds:uri="http://schemas.microsoft.com/office/infopath/2007/PartnerControls"/>
+    <ds:schemaRef ds:uri="8cf100d1-0775-4feb-8634-62999c4541bc"/>
+    <ds:schemaRef ds:uri="http://schemas.openxmlformats.org/package/2006/metadata/core-properties"/>
+    <ds:schemaRef ds:uri="38b325e6-602c-452a-8617-173bf47082c5"/>
+    <ds:schemaRef ds:uri="http://purl.org/dc/dcmitype/"/>
+  </ds:schemaRefs>
+</ds:datastoreItem>
+</file>
+
+<file path=customXml/itemProps4.xml><?xml version="1.0" encoding="utf-8"?>
 <ds:datastoreItem xmlns:ds="http://schemas.openxmlformats.org/officeDocument/2006/customXml" ds:itemID="{C438ADBA-56D5-474C-BF2C-97C24DDF66BD}">
   <ds:schemaRefs>
     <ds:schemaRef ds:uri="http://schemas.openxmlformats.org/officeDocument/2006/bibliography"/>
   </ds:schemaRefs>
 </ds:datastoreItem>
-</file>
-
-<file path=customXml/itemProps4.xml><?xml version="1.0" encoding="utf-8"?>
-<ds:datastoreItem xmlns:ds="http://schemas.openxmlformats.org/officeDocument/2006/customXml" ds:itemID="{3A085C18-819E-4466-9494-DD461C39C2B0}">
-  <ds:schemaRefs>
-    <ds:schemaRef ds:uri="http://purl.org/dc/terms/"/>
-    <ds:schemaRef ds:uri="http://purl.org/dc/elements/1.1/"/>
-    <ds:schemaRef ds:uri="http://schemas.microsoft.com/office/2006/metadata/properties"/>
-    <ds:schemaRef ds:uri="8cf100d1-0775-4feb-8634-62999c4541bc"/>
-    <ds:schemaRef ds:uri="38b325e6-602c-452a-8617-173bf47082c5"/>
-    <ds:schemaRef ds:uri="http://purl.org/dc/dcmitype/"/>
-    <ds:schemaRef ds:uri="http://schemas.openxmlformats.org/package/2006/metadata/core-properties"/>
-    <ds:schemaRef ds:uri="http://schemas.microsoft.com/office/2006/documentManagement/types"/>
-    <ds:schemaRef ds:uri="http://schemas.microsoft.com/office/infopath/2007/PartnerControls"/>
-    <ds:schemaRef ds:uri="http://www.w3.org/XML/1998/namespace"/>
-  </ds:schemaRefs>
-</ds:datastoreItem>
 </file>